--- a/技术标样张_image-right.docx
+++ b/技术标样张_image-right.docx
@@ -6,6 +6,7 @@
     <w:p/>
     <w:p>
       <w:pPr>
+        <w:spacing w:before="1600"/>
         <w:jc w:val="center"/>
         <w:shd w:val="clear" w:color="auto" w:fill="1B2C52"/>
       </w:pPr>
@@ -42,6 +43,7 @@
       <w:r>
         <w:rPr>
           <w:rFonts w:ascii="Times New Roman" w:hAnsi="Times New Roman" w:eastAsia="黑体"/>
+          <w:b w:val="0"/>
           <w:color w:val="FFFFFF"/>
           <w:sz w:val="28"/>
         </w:rPr>
@@ -69,7 +71,7 @@
     <w:p>
       <w:r>
         <w:fldChar w:fldCharType="begin"/>
-        <w:instrText xml:space="preserve">TOC \o "1-3" \h \z \u</w:instrText>
+        <w:instrText xml:space="preserve">TOC \o "1-4" \h  \u</w:instrText>
         <w:fldChar w:fldCharType="separate"/>
       </w:r>
       <w:r>
@@ -107,12 +109,15 @@
       <w:pPr>
         <w:keepNext/>
         <w:spacing w:before="120" w:after="80" w:line="288" w:lineRule="auto"/>
+        <w:pBdr>
+          <w:bottom w:val="single" w:sz="6" w:color="243B6B"/>
+        </w:pBdr>
         <w:outlineLvl w:val="0"/>
       </w:pPr>
       <w:r>
         <w:rPr>
           <w:rFonts w:ascii="Times New Roman" w:hAnsi="Times New Roman" w:eastAsia="黑体"/>
-          <w:b/>
+          <w:b w:val="0"/>
           <w:color w:val="1B2C52"/>
           <w:sz w:val="24"/>
         </w:rPr>
@@ -127,7 +132,7 @@
       </w:pPr>
       <w:r>
         <w:rPr>
-          <w:rFonts w:ascii="Times New Roman" w:hAnsi="Times New Roman" w:eastAsia="仿宋"/>
+          <w:rFonts w:ascii="Times New Roman" w:hAnsi="Times New Roman" w:eastAsia="宋体"/>
           <w:sz w:val="24"/>
         </w:rPr>
         <w:t>预览项目为框架剪力墙结构公共建筑，总建筑面积约 8.6 万平方米，地上十层、地下两层。</w:t>
@@ -137,12 +142,15 @@
       <w:pPr>
         <w:keepNext/>
         <w:spacing w:before="120" w:after="80" w:line="288" w:lineRule="auto"/>
+        <w:pBdr>
+          <w:bottom w:val="single" w:sz="6" w:color="243B6B"/>
+        </w:pBdr>
         <w:outlineLvl w:val="1"/>
       </w:pPr>
       <w:r>
         <w:rPr>
           <w:rFonts w:ascii="Times New Roman" w:hAnsi="Times New Roman" w:eastAsia="黑体"/>
-          <w:b/>
+          <w:b w:val="0"/>
           <w:color w:val="1B2C52"/>
           <w:sz w:val="24"/>
         </w:rPr>
@@ -157,7 +165,7 @@
       </w:pPr>
       <w:r>
         <w:rPr>
-          <w:rFonts w:ascii="Times New Roman" w:hAnsi="Times New Roman" w:eastAsia="仿宋"/>
+          <w:rFonts w:ascii="Times New Roman" w:hAnsi="Times New Roman" w:eastAsia="宋体"/>
           <w:sz w:val="24"/>
         </w:rPr>
         <w:t>本项目监理工作覆盖质量、进度、投资、安全环保与合同信息管理五大目标。</w:t>
@@ -196,10 +204,10 @@
       </w:pPr>
       <w:r>
         <w:rPr>
-          <w:rFonts w:ascii="Times New Roman" w:hAnsi="Times New Roman" w:eastAsia="宋体"/>
+          <w:rFonts w:ascii="Times New Roman" w:hAnsi="Times New Roman" w:eastAsia="仿宋"/>
           <w:sz w:val="18"/>
         </w:rPr>
-        <w:t>表 1　序号</w:t>
+        <w:t>表1-1</w:t>
       </w:r>
     </w:p>
     <w:tbl>
@@ -226,13 +234,12 @@
         <w:tc>
           <w:tcPr>
             <w:tcW w:type="dxa" w:w="2767"/>
-            <w:shd w:val="clear" w:color="auto" w:fill="E8ECF4"/>
           </w:tcPr>
           <w:p>
             <w:r/>
             <w:r>
               <w:rPr>
-                <w:rFonts w:ascii="Times New Roman" w:hAnsi="Times New Roman" w:eastAsia="宋体"/>
+                <w:rFonts w:ascii="Times New Roman" w:hAnsi="Times New Roman" w:eastAsia="仿宋"/>
                 <w:b/>
                 <w:sz w:val="21"/>
               </w:rPr>
@@ -243,13 +250,12 @@
         <w:tc>
           <w:tcPr>
             <w:tcW w:type="dxa" w:w="2767"/>
-            <w:shd w:val="clear" w:color="auto" w:fill="E8ECF4"/>
           </w:tcPr>
           <w:p>
             <w:r/>
             <w:r>
               <w:rPr>
-                <w:rFonts w:ascii="Times New Roman" w:hAnsi="Times New Roman" w:eastAsia="宋体"/>
+                <w:rFonts w:ascii="Times New Roman" w:hAnsi="Times New Roman" w:eastAsia="仿宋"/>
                 <w:b/>
                 <w:sz w:val="21"/>
               </w:rPr>
@@ -260,13 +266,12 @@
         <w:tc>
           <w:tcPr>
             <w:tcW w:type="dxa" w:w="2767"/>
-            <w:shd w:val="clear" w:color="auto" w:fill="E8ECF4"/>
           </w:tcPr>
           <w:p>
             <w:r/>
             <w:r>
               <w:rPr>
-                <w:rFonts w:ascii="Times New Roman" w:hAnsi="Times New Roman" w:eastAsia="宋体"/>
+                <w:rFonts w:ascii="Times New Roman" w:hAnsi="Times New Roman" w:eastAsia="仿宋"/>
                 <w:b/>
                 <w:sz w:val="21"/>
               </w:rPr>
@@ -284,7 +289,7 @@
             <w:r/>
             <w:r>
               <w:rPr>
-                <w:rFonts w:ascii="Times New Roman" w:hAnsi="Times New Roman" w:eastAsia="宋体"/>
+                <w:rFonts w:ascii="Times New Roman" w:hAnsi="Times New Roman" w:eastAsia="仿宋"/>
                 <w:sz w:val="21"/>
               </w:rPr>
               <w:t>1</w:t>
@@ -299,7 +304,7 @@
             <w:r/>
             <w:r>
               <w:rPr>
-                <w:rFonts w:ascii="Times New Roman" w:hAnsi="Times New Roman" w:eastAsia="宋体"/>
+                <w:rFonts w:ascii="Times New Roman" w:hAnsi="Times New Roman" w:eastAsia="仿宋"/>
                 <w:sz w:val="21"/>
               </w:rPr>
               <w:t>质量目标</w:t>
@@ -314,7 +319,7 @@
             <w:r/>
             <w:r>
               <w:rPr>
-                <w:rFonts w:ascii="Times New Roman" w:hAnsi="Times New Roman" w:eastAsia="宋体"/>
+                <w:rFonts w:ascii="Times New Roman" w:hAnsi="Times New Roman" w:eastAsia="仿宋"/>
                 <w:sz w:val="21"/>
               </w:rPr>
               <w:t>三检制、样板引路</w:t>
@@ -331,7 +336,7 @@
             <w:r/>
             <w:r>
               <w:rPr>
-                <w:rFonts w:ascii="Times New Roman" w:hAnsi="Times New Roman" w:eastAsia="宋体"/>
+                <w:rFonts w:ascii="Times New Roman" w:hAnsi="Times New Roman" w:eastAsia="仿宋"/>
                 <w:sz w:val="21"/>
               </w:rPr>
               <w:t>2</w:t>
@@ -346,7 +351,7 @@
             <w:r/>
             <w:r>
               <w:rPr>
-                <w:rFonts w:ascii="Times New Roman" w:hAnsi="Times New Roman" w:eastAsia="宋体"/>
+                <w:rFonts w:ascii="Times New Roman" w:hAnsi="Times New Roman" w:eastAsia="仿宋"/>
                 <w:sz w:val="21"/>
               </w:rPr>
               <w:t>进度目标</w:t>
@@ -361,7 +366,7 @@
             <w:r/>
             <w:r>
               <w:rPr>
-                <w:rFonts w:ascii="Times New Roman" w:hAnsi="Times New Roman" w:eastAsia="宋体"/>
+                <w:rFonts w:ascii="Times New Roman" w:hAnsi="Times New Roman" w:eastAsia="仿宋"/>
                 <w:sz w:val="21"/>
               </w:rPr>
               <w:t>关键线路周报纠偏</w:t>
@@ -396,10 +401,10 @@
           <w:p>
             <w:r>
               <w:rPr>
-                <w:rFonts w:ascii="Times New Roman" w:hAnsi="Times New Roman" w:eastAsia="宋体"/>
+                <w:rFonts w:ascii="Times New Roman" w:hAnsi="Times New Roman" w:eastAsia="仿宋"/>
                 <w:sz w:val="18"/>
               </w:rPr>
-              <w:t>图 1　施工现场全景</w:t>
+              <w:t>图1-1　施工现场全景</w:t>
             </w:r>
           </w:p>
           <w:p>
@@ -484,10 +489,10 @@
           <w:p>
             <w:r>
               <w:rPr>
-                <w:rFonts w:ascii="Times New Roman" w:hAnsi="Times New Roman" w:eastAsia="宋体"/>
+                <w:rFonts w:ascii="Times New Roman" w:hAnsi="Times New Roman" w:eastAsia="仿宋"/>
                 <w:sz w:val="18"/>
               </w:rPr>
-              <w:t>图 2　质量控制验收程序流程图</w:t>
+              <w:t>图1-2　质量控制验收程序流程图</w:t>
             </w:r>
           </w:p>
           <w:p>
@@ -550,6 +555,9 @@
       <w:pPr>
         <w:keepNext/>
         <w:spacing w:before="60" w:after="40" w:line="288" w:lineRule="auto"/>
+        <w:pBdr>
+          <w:bottom w:val="single" w:sz="6" w:color="243B6B"/>
+        </w:pBdr>
         <w:outlineLvl w:val="2"/>
       </w:pPr>
       <w:r>
@@ -570,7 +578,7 @@
       </w:pPr>
       <w:r>
         <w:rPr>
-          <w:rFonts w:ascii="Times New Roman" w:hAnsi="Times New Roman" w:eastAsia="仿宋"/>
+          <w:rFonts w:ascii="Times New Roman" w:hAnsi="Times New Roman" w:eastAsia="宋体"/>
           <w:sz w:val="24"/>
         </w:rPr>
         <w:t>施工阶段监理，含土建、安装、装饰、智能化、室外工程等全部专业。</w:t>
@@ -596,12 +604,15 @@
       <w:pPr>
         <w:keepNext/>
         <w:spacing w:before="120" w:after="80" w:line="288" w:lineRule="auto"/>
+        <w:pBdr>
+          <w:bottom w:val="single" w:sz="6" w:color="243B6B"/>
+        </w:pBdr>
         <w:outlineLvl w:val="0"/>
       </w:pPr>
       <w:r>
         <w:rPr>
           <w:rFonts w:ascii="Times New Roman" w:hAnsi="Times New Roman" w:eastAsia="黑体"/>
-          <w:b/>
+          <w:b w:val="0"/>
           <w:color w:val="1B2C52"/>
           <w:sz w:val="24"/>
         </w:rPr>
@@ -660,10 +671,10 @@
           <w:p>
             <w:r>
               <w:rPr>
-                <w:rFonts w:ascii="Times New Roman" w:hAnsi="Times New Roman" w:eastAsia="宋体"/>
+                <w:rFonts w:ascii="Times New Roman" w:hAnsi="Times New Roman" w:eastAsia="仿宋"/>
                 <w:sz w:val="18"/>
               </w:rPr>
-              <w:t>图 3　现场水准测量</w:t>
+              <w:t>图2-1　现场水准测量</w:t>
             </w:r>
           </w:p>
           <w:p>
@@ -748,10 +759,10 @@
           <w:p>
             <w:r>
               <w:rPr>
-                <w:rFonts w:ascii="Times New Roman" w:hAnsi="Times New Roman" w:eastAsia="宋体"/>
+                <w:rFonts w:ascii="Times New Roman" w:hAnsi="Times New Roman" w:eastAsia="仿宋"/>
                 <w:sz w:val="18"/>
               </w:rPr>
-              <w:t>图 4　监理工作程序流程图</w:t>
+              <w:t>图2-2　监理工作程序流程图</w:t>
             </w:r>
           </w:p>
           <w:p>
@@ -814,12 +825,15 @@
       <w:pPr>
         <w:keepNext/>
         <w:spacing w:before="120" w:after="80" w:line="288" w:lineRule="auto"/>
+        <w:pBdr>
+          <w:bottom w:val="single" w:sz="6" w:color="243B6B"/>
+        </w:pBdr>
         <w:outlineLvl w:val="1"/>
       </w:pPr>
       <w:r>
         <w:rPr>
           <w:rFonts w:ascii="Times New Roman" w:hAnsi="Times New Roman" w:eastAsia="黑体"/>
-          <w:b/>
+          <w:b w:val="0"/>
           <w:color w:val="1B2C52"/>
           <w:sz w:val="24"/>
         </w:rPr>
@@ -834,7 +848,7 @@
       </w:pPr>
       <w:r>
         <w:rPr>
-          <w:rFonts w:ascii="Times New Roman" w:hAnsi="Times New Roman" w:eastAsia="仿宋"/>
+          <w:rFonts w:ascii="Times New Roman" w:hAnsi="Times New Roman" w:eastAsia="宋体"/>
           <w:sz w:val="24"/>
         </w:rPr>
         <w:t>质量达到一次性验收合格标准；进度满足合同节点要求；投资控制在批准概算内。</w:t>
@@ -844,6 +858,9 @@
       <w:pPr>
         <w:keepNext/>
         <w:spacing w:before="60" w:after="40" w:line="288" w:lineRule="auto"/>
+        <w:pBdr>
+          <w:bottom w:val="single" w:sz="6" w:color="243B6B"/>
+        </w:pBdr>
         <w:outlineLvl w:val="2"/>
       </w:pPr>
       <w:r>
@@ -864,7 +881,7 @@
       </w:pPr>
       <w:r>
         <w:rPr>
-          <w:rFonts w:ascii="Times New Roman" w:hAnsi="Times New Roman" w:eastAsia="仿宋"/>
+          <w:rFonts w:ascii="Times New Roman" w:hAnsi="Times New Roman" w:eastAsia="宋体"/>
           <w:sz w:val="24"/>
         </w:rPr>
         <w:t>建立监理例会、旁站监理、见证取样、巡视检查、资料管理制度。</w:t>
@@ -890,12 +907,15 @@
       <w:pPr>
         <w:keepNext/>
         <w:spacing w:before="120" w:after="80" w:line="288" w:lineRule="auto"/>
+        <w:pBdr>
+          <w:bottom w:val="single" w:sz="6" w:color="243B6B"/>
+        </w:pBdr>
         <w:outlineLvl w:val="0"/>
       </w:pPr>
       <w:r>
         <w:rPr>
           <w:rFonts w:ascii="Times New Roman" w:hAnsi="Times New Roman" w:eastAsia="黑体"/>
-          <w:b/>
+          <w:b w:val="0"/>
           <w:color w:val="1B2C52"/>
           <w:sz w:val="24"/>
         </w:rPr>
@@ -910,7 +930,7 @@
       </w:pPr>
       <w:r>
         <w:rPr>
-          <w:rFonts w:ascii="Times New Roman" w:hAnsi="Times New Roman" w:eastAsia="仿宋"/>
+          <w:rFonts w:ascii="Times New Roman" w:hAnsi="Times New Roman" w:eastAsia="宋体"/>
           <w:sz w:val="24"/>
         </w:rPr>
         <w:t>实行总监理工程师负责制，设总监理工程师 1 名、专业监理工程师 5 名、监理员 4 名。</w:t>
@@ -920,12 +940,15 @@
       <w:pPr>
         <w:keepNext/>
         <w:spacing w:before="120" w:after="80" w:line="288" w:lineRule="auto"/>
+        <w:pBdr>
+          <w:bottom w:val="single" w:sz="6" w:color="243B6B"/>
+        </w:pBdr>
         <w:outlineLvl w:val="1"/>
       </w:pPr>
       <w:r>
         <w:rPr>
           <w:rFonts w:ascii="Times New Roman" w:hAnsi="Times New Roman" w:eastAsia="黑体"/>
-          <w:b/>
+          <w:b w:val="0"/>
           <w:color w:val="1B2C52"/>
           <w:sz w:val="24"/>
         </w:rPr>
@@ -939,10 +962,10 @@
       </w:pPr>
       <w:r>
         <w:rPr>
-          <w:rFonts w:ascii="Times New Roman" w:hAnsi="Times New Roman" w:eastAsia="宋体"/>
+          <w:rFonts w:ascii="Times New Roman" w:hAnsi="Times New Roman" w:eastAsia="仿宋"/>
           <w:sz w:val="18"/>
         </w:rPr>
-        <w:t>表 2　岗位</w:t>
+        <w:t>表3-1</w:t>
       </w:r>
     </w:p>
     <w:tbl>
@@ -969,13 +992,12 @@
         <w:tc>
           <w:tcPr>
             <w:tcW w:type="dxa" w:w="2767"/>
-            <w:shd w:val="clear" w:color="auto" w:fill="E8ECF4"/>
           </w:tcPr>
           <w:p>
             <w:r/>
             <w:r>
               <w:rPr>
-                <w:rFonts w:ascii="Times New Roman" w:hAnsi="Times New Roman" w:eastAsia="宋体"/>
+                <w:rFonts w:ascii="Times New Roman" w:hAnsi="Times New Roman" w:eastAsia="仿宋"/>
                 <w:b/>
                 <w:sz w:val="21"/>
               </w:rPr>
@@ -986,13 +1008,12 @@
         <w:tc>
           <w:tcPr>
             <w:tcW w:type="dxa" w:w="2767"/>
-            <w:shd w:val="clear" w:color="auto" w:fill="E8ECF4"/>
           </w:tcPr>
           <w:p>
             <w:r/>
             <w:r>
               <w:rPr>
-                <w:rFonts w:ascii="Times New Roman" w:hAnsi="Times New Roman" w:eastAsia="宋体"/>
+                <w:rFonts w:ascii="Times New Roman" w:hAnsi="Times New Roman" w:eastAsia="仿宋"/>
                 <w:b/>
                 <w:sz w:val="21"/>
               </w:rPr>
@@ -1003,13 +1024,12 @@
         <w:tc>
           <w:tcPr>
             <w:tcW w:type="dxa" w:w="2767"/>
-            <w:shd w:val="clear" w:color="auto" w:fill="E8ECF4"/>
           </w:tcPr>
           <w:p>
             <w:r/>
             <w:r>
               <w:rPr>
-                <w:rFonts w:ascii="Times New Roman" w:hAnsi="Times New Roman" w:eastAsia="宋体"/>
+                <w:rFonts w:ascii="Times New Roman" w:hAnsi="Times New Roman" w:eastAsia="仿宋"/>
                 <w:b/>
                 <w:sz w:val="21"/>
               </w:rPr>
@@ -1027,7 +1047,7 @@
             <w:r/>
             <w:r>
               <w:rPr>
-                <w:rFonts w:ascii="Times New Roman" w:hAnsi="Times New Roman" w:eastAsia="宋体"/>
+                <w:rFonts w:ascii="Times New Roman" w:hAnsi="Times New Roman" w:eastAsia="仿宋"/>
                 <w:sz w:val="21"/>
               </w:rPr>
               <w:t>总监理工程师</w:t>
@@ -1042,7 +1062,7 @@
             <w:r/>
             <w:r>
               <w:rPr>
-                <w:rFonts w:ascii="Times New Roman" w:hAnsi="Times New Roman" w:eastAsia="宋体"/>
+                <w:rFonts w:ascii="Times New Roman" w:hAnsi="Times New Roman" w:eastAsia="仿宋"/>
                 <w:sz w:val="21"/>
               </w:rPr>
               <w:t>1</w:t>
@@ -1057,7 +1077,7 @@
             <w:r/>
             <w:r>
               <w:rPr>
-                <w:rFonts w:ascii="Times New Roman" w:hAnsi="Times New Roman" w:eastAsia="宋体"/>
+                <w:rFonts w:ascii="Times New Roman" w:hAnsi="Times New Roman" w:eastAsia="仿宋"/>
                 <w:sz w:val="21"/>
               </w:rPr>
               <w:t>注册监理工程师、高级职称</w:t>
@@ -1074,7 +1094,7 @@
             <w:r/>
             <w:r>
               <w:rPr>
-                <w:rFonts w:ascii="Times New Roman" w:hAnsi="Times New Roman" w:eastAsia="宋体"/>
+                <w:rFonts w:ascii="Times New Roman" w:hAnsi="Times New Roman" w:eastAsia="仿宋"/>
                 <w:sz w:val="21"/>
               </w:rPr>
               <w:t>专业监理工程师</w:t>
@@ -1089,7 +1109,7 @@
             <w:r/>
             <w:r>
               <w:rPr>
-                <w:rFonts w:ascii="Times New Roman" w:hAnsi="Times New Roman" w:eastAsia="宋体"/>
+                <w:rFonts w:ascii="Times New Roman" w:hAnsi="Times New Roman" w:eastAsia="仿宋"/>
                 <w:sz w:val="21"/>
               </w:rPr>
               <w:t>5</w:t>
@@ -1104,7 +1124,7 @@
             <w:r/>
             <w:r>
               <w:rPr>
-                <w:rFonts w:ascii="Times New Roman" w:hAnsi="Times New Roman" w:eastAsia="宋体"/>
+                <w:rFonts w:ascii="Times New Roman" w:hAnsi="Times New Roman" w:eastAsia="仿宋"/>
                 <w:sz w:val="21"/>
               </w:rPr>
               <w:t>中级及以上职称</w:t>
@@ -1117,6 +1137,9 @@
       <w:pPr>
         <w:keepNext/>
         <w:spacing w:before="60" w:after="40" w:line="288" w:lineRule="auto"/>
+        <w:pBdr>
+          <w:bottom w:val="single" w:sz="6" w:color="243B6B"/>
+        </w:pBdr>
         <w:outlineLvl w:val="2"/>
       </w:pPr>
       <w:r>
@@ -1137,7 +1160,7 @@
       </w:pPr>
       <w:r>
         <w:rPr>
-          <w:rFonts w:ascii="Times New Roman" w:hAnsi="Times New Roman" w:eastAsia="仿宋"/>
+          <w:rFonts w:ascii="Times New Roman" w:hAnsi="Times New Roman" w:eastAsia="宋体"/>
           <w:sz w:val="24"/>
         </w:rPr>
         <w:t>配备全站仪、水准仪、回弹仪等常规检测仪器及监理信息化管理平台。</w:t>
@@ -1195,10 +1218,10 @@
           <w:p>
             <w:r>
               <w:rPr>
-                <w:rFonts w:ascii="Times New Roman" w:hAnsi="Times New Roman" w:eastAsia="宋体"/>
+                <w:rFonts w:ascii="Times New Roman" w:hAnsi="Times New Roman" w:eastAsia="仿宋"/>
                 <w:sz w:val="18"/>
               </w:rPr>
-              <w:t>图 5　监理例会图纸会审</w:t>
+              <w:t>图3-1　监理例会图纸会审</w:t>
             </w:r>
           </w:p>
           <w:p>
@@ -1277,6 +1300,13 @@
       <w:jc w:val="center"/>
     </w:pPr>
     <w:r>
+      <w:rPr>
+        <w:rFonts w:ascii="Times New Roman" w:hAnsi="Times New Roman" w:eastAsia="宋体"/>
+        <w:sz w:val="18"/>
+      </w:rPr>
+      <w:t xml:space="preserve"> - </w:t>
+    </w:r>
+    <w:r>
       <w:fldChar w:fldCharType="begin"/>
       <w:instrText xml:space="preserve">PAGE</w:instrText>
       <w:fldChar w:fldCharType="end"/>
@@ -1286,6 +1316,13 @@
         <w:sz w:val="18"/>
       </w:rPr>
       <w:t xml:space="preserve"> - </w:t>
+    </w:r>
+    <w:r>
+      <w:rPr>
+        <w:rFonts w:ascii="Times New Roman" w:hAnsi="Times New Roman" w:eastAsia="宋体"/>
+        <w:sz w:val="18"/>
+      </w:rPr>
+      <w:t xml:space="preserve"> -</w:t>
     </w:r>
   </w:p>
 </w:ftr>
@@ -1302,7 +1339,8 @@
     </w:pPr>
     <w:r>
       <w:rPr>
-        <w:rFonts w:ascii="Times New Roman" w:hAnsi="Times New Roman" w:eastAsia="宋体"/>
+        <w:rFonts w:ascii="Times New Roman" w:hAnsi="Times New Roman" w:eastAsia="仿宋"/>
+        <w:color w:val="1B2C52"/>
         <w:sz w:val="18"/>
       </w:rPr>
       <w:t>预览企业　|　投标技术标</w:t>
